--- a/templates/ordre_mission_template_eleve_abonnement_3_lignes.docx
+++ b/templates/ordre_mission_template_eleve_abonnement_3_lignes.docx
@@ -5147,7 +5147,31 @@
               <w:rPr>
                 <w:rStyle w:val="Autres"/>
               </w:rPr>
-              <w:t>Date de validité de l’abonnement : du {{debut_validité_carte_abonnemen}} au {{fin_validité_carte_abonnement}}</w:t>
+              <w:t>Date de validité de l’abonnement : du {{debut_validit</w:t>
+            </w:r>
+            <w:r>
+              <w:rPr>
+                <w:rStyle w:val="Autres"/>
+              </w:rPr>
+              <w:t>e</w:t>
+            </w:r>
+            <w:r>
+              <w:rPr>
+                <w:rStyle w:val="Autres"/>
+              </w:rPr>
+              <w:t>_carte_abonnemen}} au {{fin_validit</w:t>
+            </w:r>
+            <w:r>
+              <w:rPr>
+                <w:rStyle w:val="Autres"/>
+              </w:rPr>
+              <w:t>e</w:t>
+            </w:r>
+            <w:r>
+              <w:rPr>
+                <w:rStyle w:val="Autres"/>
+              </w:rPr>
+              <w:t>_carte_abonnement}}</w:t>
             </w:r>
           </w:p>
           <w:p>
@@ -9567,7 +9591,7 @@
     <w:pPr>
       <w:widowControl w:val="false"/>
       <w:suppressAutoHyphens w:val="true"/>
-      <w:overflowPunct w:val="false"/>
+      <w:overflowPunct w:val="true"/>
       <w:bidi w:val="0"/>
       <w:spacing w:before="0" w:after="0"/>
       <w:jc w:val="left"/>

--- a/templates/ordre_mission_template_eleve_abonnement_3_lignes.docx
+++ b/templates/ordre_mission_template_eleve_abonnement_3_lignes.docx
@@ -5147,31 +5147,19 @@
               <w:rPr>
                 <w:rStyle w:val="Autres"/>
               </w:rPr>
-              <w:t>Date de validité de l’abonnement : du {{debut_validit</w:t>
-            </w:r>
-            <w:r>
-              <w:rPr>
-                <w:rStyle w:val="Autres"/>
-              </w:rPr>
-              <w:t>e</w:t>
-            </w:r>
-            <w:r>
-              <w:rPr>
-                <w:rStyle w:val="Autres"/>
-              </w:rPr>
-              <w:t>_carte_abonnemen}} au {{fin_validit</w:t>
-            </w:r>
-            <w:r>
-              <w:rPr>
-                <w:rStyle w:val="Autres"/>
-              </w:rPr>
-              <w:t>e</w:t>
-            </w:r>
-            <w:r>
-              <w:rPr>
-                <w:rStyle w:val="Autres"/>
-              </w:rPr>
-              <w:t>_carte_abonnement}}</w:t>
+              <w:t>Date de validité de l’abonnement : du {{debut_validite_carte_abonnemen</w:t>
+            </w:r>
+            <w:r>
+              <w:rPr>
+                <w:rStyle w:val="Autres"/>
+              </w:rPr>
+              <w:t>t</w:t>
+            </w:r>
+            <w:r>
+              <w:rPr>
+                <w:rStyle w:val="Autres"/>
+              </w:rPr>
+              <w:t>}} au {{fin_validite_carte_abonnement}}</w:t>
             </w:r>
           </w:p>
           <w:p>
@@ -5626,12 +5614,6 @@
         </w:rPr>
         <w:t xml:space="preserve">Type de véhicule (personnel, location ou co-voiturage) : </w:t>
       </w:r>
-      <w:r>
-        <w:rPr>
-          <w:rStyle w:val="PlaceholderText"/>
-        </w:rPr>
-        <w:t>Cliquez ou appuyez ici pour entrer du texte.</w:t>
-      </w:r>
     </w:p>
     <w:p>
       <w:pPr>
@@ -5654,12 +5636,6 @@
         </w:rPr>
         <w:t xml:space="preserve">Motif d'utilisation (matériel encombrant, destination hors réseau de transport) : </w:t>
       </w:r>
-      <w:r>
-        <w:rPr>
-          <w:rStyle w:val="PlaceholderText"/>
-        </w:rPr>
-        <w:t>Cliquez ou appuyez ici pour entrer du texte.</w:t>
-      </w:r>
     </w:p>
     <w:p>
       <w:pPr>
@@ -5680,13 +5656,7 @@
         <w:rPr>
           <w:rStyle w:val="Texteducorps"/>
         </w:rPr>
-        <w:t xml:space="preserve">Kilométrage prévu :  </w:t>
-      </w:r>
-      <w:r>
-        <w:rPr>
-          <w:rStyle w:val="PlaceholderText"/>
-        </w:rPr>
-        <w:t>Cliquez ou appuyez ici pour entrer du texte.</w:t>
+        <w:t xml:space="preserve">Kilométrage prévu : </w:t>
       </w:r>
     </w:p>
     <w:p>
@@ -5733,12 +5703,6 @@
           <w:rStyle w:val="Texteducorps"/>
         </w:rPr>
         <w:t xml:space="preserve">Immatriculation : </w:t>
-      </w:r>
-      <w:r>
-        <w:rPr>
-          <w:rStyle w:val="PlaceholderText"/>
-        </w:rPr>
-        <w:t>Cliquez ou appuyez ici pour entrer du texte.</w:t>
       </w:r>
     </w:p>
     <w:p>
@@ -9591,7 +9555,7 @@
     <w:pPr>
       <w:widowControl w:val="false"/>
       <w:suppressAutoHyphens w:val="true"/>
-      <w:overflowPunct w:val="true"/>
+      <w:overflowPunct w:val="false"/>
       <w:bidi w:val="0"/>
       <w:spacing w:before="0" w:after="0"/>
       <w:jc w:val="left"/>
